--- a/public/assets/files/stacjonarne/ZZGA.docx
+++ b/public/assets/files/stacjonarne/ZZGA.docx
@@ -522,6 +522,7 @@
                 <w:i w:val="0"/>
                 <w:sz w:val="22"/>
               </w:rPr>
+              <w:t>I</w:t>
             </w:r>
           </w:p>
         </w:tc>
@@ -559,6 +560,7 @@
                 <w:i w:val="0"/>
                 <w:sz w:val="22"/>
               </w:rPr>
+              <w:t>obligatoryjny</w:t>
             </w:r>
           </w:p>
         </w:tc>

--- a/public/assets/files/stacjonarne/ZZGA.docx
+++ b/public/assets/files/stacjonarne/ZZGA.docx
@@ -680,12 +680,22 @@
         <w:tblW w:w="5000" w:type="pct"/>
       </w:tblPr>
       <w:tblGrid>
-        <w:gridCol w:w="9972"/>
+        <w:gridCol w:w="997"/>
+        <w:gridCol w:w="997"/>
+        <w:gridCol w:w="997"/>
+        <w:gridCol w:w="997"/>
+        <w:gridCol w:w="997"/>
+        <w:gridCol w:w="997"/>
+        <w:gridCol w:w="997"/>
+        <w:gridCol w:w="997"/>
+        <w:gridCol w:w="997"/>
+        <w:gridCol w:w="997"/>
       </w:tblGrid>
       <w:tr>
         <w:tc>
           <w:tcPr>
-            <w:tcW w:type="dxa" w:w="9972"/>
+            <w:tcW w:type="dxa" w:w="9970"/>
+            <w:gridSpan w:val="10"/>
             <w:shd w:val="clear" w:color="auto" w:fill="D9D9D9"/>
           </w:tcPr>
           <w:p>
@@ -704,31 +714,34 @@
           </w:p>
         </w:tc>
       </w:tr>
-    </w:tbl>
-    <w:tbl>
-      <w:tblPr>
-        <w:tblW w:type="auto" w:w="0"/>
-        <w:tblLook w:firstColumn="1" w:firstRow="1" w:lastColumn="0" w:lastRow="0" w:noHBand="0" w:noVBand="1" w:val="04A0"/>
-        <w:tblBorders>
-          <w:top w:val="single" w:sz="4" w:space="0" w:color="000000"/>
-          <w:left w:val="single" w:sz="4" w:space="0" w:color="000000"/>
-          <w:bottom w:val="single" w:sz="4" w:space="0" w:color="000000"/>
-          <w:right w:val="single" w:sz="4" w:space="0" w:color="000000"/>
-          <w:insideH w:val="single" w:sz="4" w:space="0" w:color="000000"/>
-          <w:insideV w:val="single" w:sz="4" w:space="0" w:color="000000"/>
-        </w:tblBorders>
-        <w:tblW w:w="5000" w:type="pct"/>
-      </w:tblPr>
-      <w:tblGrid>
-        <w:gridCol w:w="2493"/>
-        <w:gridCol w:w="2493"/>
-        <w:gridCol w:w="2493"/>
-        <w:gridCol w:w="2493"/>
-      </w:tblGrid>
       <w:tr>
         <w:tc>
           <w:tcPr>
-            <w:tcW w:type="dxa" w:w="2493"/>
+            <w:tcW w:type="dxa" w:w="9970"/>
+            <w:gridSpan w:val="10"/>
+            <w:shd w:val="clear" w:color="auto" w:fill="D9D9D9"/>
+          </w:tcPr>
+          <w:p>
+            <w:pPr>
+              <w:spacing w:before="20" w:after="20"/>
+            </w:pPr>
+            <w:r>
+              <w:rPr>
+                <w:rFonts w:ascii="Aptos" w:hAnsi="Aptos"/>
+                <w:b w:val="0"/>
+                <w:i w:val="0"/>
+                <w:sz w:val="16"/>
+              </w:rPr>
+              <w:t>Wymiar godzinowy (liczba godzin w semestrze)</w:t>
+            </w:r>
+          </w:p>
+        </w:tc>
+      </w:tr>
+      <w:tr>
+        <w:tc>
+          <w:tcPr>
+            <w:tcW w:type="dxa" w:w="1994"/>
+            <w:gridSpan w:val="2"/>
             <w:shd w:val="clear" w:color="auto" w:fill="D9D9D9"/>
           </w:tcPr>
           <w:p>
@@ -748,7 +761,8 @@
         </w:tc>
         <w:tc>
           <w:tcPr>
-            <w:tcW w:type="dxa" w:w="2493"/>
+            <w:tcW w:type="dxa" w:w="2991"/>
+            <w:gridSpan w:val="3"/>
             <w:shd w:val="clear" w:color="auto" w:fill="D9D9D9"/>
           </w:tcPr>
           <w:p>
@@ -768,7 +782,8 @@
         </w:tc>
         <w:tc>
           <w:tcPr>
-            <w:tcW w:type="dxa" w:w="2493"/>
+            <w:tcW w:type="dxa" w:w="2991"/>
+            <w:gridSpan w:val="3"/>
             <w:shd w:val="clear" w:color="auto" w:fill="D9D9D9"/>
           </w:tcPr>
           <w:p>
@@ -788,7 +803,8 @@
         </w:tc>
         <w:tc>
           <w:tcPr>
-            <w:tcW w:type="dxa" w:w="2493"/>
+            <w:tcW w:type="dxa" w:w="1994"/>
+            <w:gridSpan w:val="2"/>
             <w:shd w:val="clear" w:color="auto" w:fill="D9D9D9"/>
           </w:tcPr>
           <w:p>
@@ -810,7 +826,8 @@
       <w:tr>
         <w:tc>
           <w:tcPr>
-            <w:tcW w:type="dxa" w:w="2493"/>
+            <w:tcW w:type="dxa" w:w="1994"/>
+            <w:gridSpan w:val="2"/>
           </w:tcPr>
           <w:p>
             <w:pPr>
@@ -829,7 +846,8 @@
         </w:tc>
         <w:tc>
           <w:tcPr>
-            <w:tcW w:type="dxa" w:w="2493"/>
+            <w:tcW w:type="dxa" w:w="2991"/>
+            <w:gridSpan w:val="3"/>
           </w:tcPr>
           <w:p>
             <w:pPr>
@@ -848,7 +866,8 @@
         </w:tc>
         <w:tc>
           <w:tcPr>
-            <w:tcW w:type="dxa" w:w="2493"/>
+            <w:tcW w:type="dxa" w:w="2991"/>
+            <w:gridSpan w:val="3"/>
           </w:tcPr>
           <w:p>
             <w:pPr>
@@ -867,7 +886,8 @@
         </w:tc>
         <w:tc>
           <w:tcPr>
-            <w:tcW w:type="dxa" w:w="2493"/>
+            <w:tcW w:type="dxa" w:w="1994"/>
+            <w:gridSpan w:val="2"/>
           </w:tcPr>
           <w:p>
             <w:pPr>
@@ -885,30 +905,34 @@
           </w:p>
         </w:tc>
       </w:tr>
-    </w:tbl>
-    <w:tbl>
-      <w:tblPr>
-        <w:tblW w:type="auto" w:w="0"/>
-        <w:tblLook w:firstColumn="1" w:firstRow="1" w:lastColumn="0" w:lastRow="0" w:noHBand="0" w:noVBand="1" w:val="04A0"/>
-        <w:tblBorders>
-          <w:top w:val="single" w:sz="4" w:space="0" w:color="000000"/>
-          <w:left w:val="single" w:sz="4" w:space="0" w:color="000000"/>
-          <w:bottom w:val="single" w:sz="4" w:space="0" w:color="000000"/>
-          <w:right w:val="single" w:sz="4" w:space="0" w:color="000000"/>
-          <w:insideH w:val="single" w:sz="4" w:space="0" w:color="000000"/>
-          <w:insideV w:val="single" w:sz="4" w:space="0" w:color="000000"/>
-        </w:tblBorders>
-        <w:tblW w:w="5000" w:type="pct"/>
-      </w:tblPr>
-      <w:tblGrid>
-        <w:gridCol w:w="3324"/>
-        <w:gridCol w:w="3324"/>
-        <w:gridCol w:w="3324"/>
-      </w:tblGrid>
       <w:tr>
         <w:tc>
           <w:tcPr>
-            <w:tcW w:type="dxa" w:w="3324"/>
+            <w:tcW w:type="dxa" w:w="9970"/>
+            <w:gridSpan w:val="10"/>
+            <w:shd w:val="clear" w:color="auto" w:fill="D9D9D9"/>
+          </w:tcPr>
+          <w:p>
+            <w:pPr>
+              <w:spacing w:before="20" w:after="20"/>
+            </w:pPr>
+            <w:r>
+              <w:rPr>
+                <w:rFonts w:ascii="Aptos" w:hAnsi="Aptos"/>
+                <w:b/>
+                <w:i w:val="0"/>
+                <w:sz w:val="22"/>
+              </w:rPr>
+              <w:t>Bilans ECTS</w:t>
+            </w:r>
+          </w:p>
+        </w:tc>
+      </w:tr>
+      <w:tr>
+        <w:tc>
+          <w:tcPr>
+            <w:tcW w:type="dxa" w:w="4985"/>
+            <w:gridSpan w:val="5"/>
             <w:shd w:val="clear" w:color="auto" w:fill="D9D9D9"/>
           </w:tcPr>
           <w:p>
@@ -928,7 +952,8 @@
         </w:tc>
         <w:tc>
           <w:tcPr>
-            <w:tcW w:type="dxa" w:w="3324"/>
+            <w:tcW w:type="dxa" w:w="2991"/>
+            <w:gridSpan w:val="3"/>
             <w:shd w:val="clear" w:color="auto" w:fill="D9D9D9"/>
           </w:tcPr>
           <w:p>
@@ -948,7 +973,8 @@
         </w:tc>
         <w:tc>
           <w:tcPr>
-            <w:tcW w:type="dxa" w:w="3324"/>
+            <w:tcW w:type="dxa" w:w="1994"/>
+            <w:gridSpan w:val="2"/>
             <w:shd w:val="clear" w:color="auto" w:fill="D9D9D9"/>
           </w:tcPr>
           <w:p>
@@ -970,7 +996,8 @@
       <w:tr>
         <w:tc>
           <w:tcPr>
-            <w:tcW w:type="dxa" w:w="3324"/>
+            <w:tcW w:type="dxa" w:w="4985"/>
+            <w:gridSpan w:val="5"/>
           </w:tcPr>
           <w:p>
             <w:pPr>
@@ -989,7 +1016,8 @@
         </w:tc>
         <w:tc>
           <w:tcPr>
-            <w:tcW w:type="dxa" w:w="3324"/>
+            <w:tcW w:type="dxa" w:w="2991"/>
+            <w:gridSpan w:val="3"/>
           </w:tcPr>
           <w:p>
             <w:pPr>
@@ -1008,7 +1036,8 @@
         </w:tc>
         <w:tc>
           <w:tcPr>
-            <w:tcW w:type="dxa" w:w="3324"/>
+            <w:tcW w:type="dxa" w:w="1994"/>
+            <w:gridSpan w:val="2"/>
           </w:tcPr>
           <w:p>
             <w:pPr>
@@ -1029,7 +1058,8 @@
       <w:tr>
         <w:tc>
           <w:tcPr>
-            <w:tcW w:type="dxa" w:w="3324"/>
+            <w:tcW w:type="dxa" w:w="4985"/>
+            <w:gridSpan w:val="5"/>
           </w:tcPr>
           <w:p>
             <w:pPr>
@@ -1048,7 +1078,8 @@
         </w:tc>
         <w:tc>
           <w:tcPr>
-            <w:tcW w:type="dxa" w:w="3324"/>
+            <w:tcW w:type="dxa" w:w="2991"/>
+            <w:gridSpan w:val="3"/>
           </w:tcPr>
           <w:p>
             <w:pPr>
@@ -1067,7 +1098,8 @@
         </w:tc>
         <w:tc>
           <w:tcPr>
-            <w:tcW w:type="dxa" w:w="3324"/>
+            <w:tcW w:type="dxa" w:w="1994"/>
+            <w:gridSpan w:val="2"/>
           </w:tcPr>
           <w:p>
             <w:pPr>
@@ -1088,7 +1120,29 @@
       <w:tr>
         <w:tc>
           <w:tcPr>
-            <w:tcW w:type="dxa" w:w="3324"/>
+            <w:tcW w:type="dxa" w:w="4985"/>
+            <w:gridSpan w:val="5"/>
+            <w:shd w:val="clear" w:color="auto" w:fill="D9D9D9"/>
+          </w:tcPr>
+          <w:p>
+            <w:pPr>
+              <w:spacing w:before="20" w:after="20"/>
+            </w:pPr>
+            <w:r>
+              <w:rPr>
+                <w:rFonts w:ascii="Aptos" w:hAnsi="Aptos"/>
+                <w:b/>
+                <w:i w:val="0"/>
+                <w:sz w:val="16"/>
+              </w:rPr>
+              <w:t>Opis samodzielnej pracy studenta</w:t>
+            </w:r>
+          </w:p>
+        </w:tc>
+        <w:tc>
+          <w:tcPr>
+            <w:tcW w:type="dxa" w:w="4985"/>
+            <w:gridSpan w:val="5"/>
           </w:tcPr>
           <w:p>
             <w:pPr>
@@ -1101,45 +1155,7 @@
                 <w:i w:val="0"/>
                 <w:sz w:val="22"/>
               </w:rPr>
-              <w:t>Suma</w:t>
-            </w:r>
-          </w:p>
-        </w:tc>
-        <w:tc>
-          <w:tcPr>
-            <w:tcW w:type="dxa" w:w="3324"/>
-          </w:tcPr>
-          <w:p>
-            <w:pPr>
-              <w:spacing w:before="20" w:after="20"/>
-            </w:pPr>
-            <w:r>
-              <w:rPr>
-                <w:rFonts w:ascii="Aptos" w:hAnsi="Aptos"/>
-                <w:b w:val="0"/>
-                <w:i w:val="0"/>
-                <w:sz w:val="22"/>
-              </w:rPr>
-              <w:t>125</w:t>
-            </w:r>
-          </w:p>
-        </w:tc>
-        <w:tc>
-          <w:tcPr>
-            <w:tcW w:type="dxa" w:w="3324"/>
-          </w:tcPr>
-          <w:p>
-            <w:pPr>
-              <w:spacing w:before="20" w:after="20"/>
-            </w:pPr>
-            <w:r>
-              <w:rPr>
-                <w:rFonts w:ascii="Aptos" w:hAnsi="Aptos"/>
-                <w:b w:val="0"/>
-                <w:i w:val="0"/>
-                <w:sz w:val="22"/>
-              </w:rPr>
-              <w:t>5</w:t>
+              <w:t>Samodzielna implementacja zaawansowanych projektów z grafiki i animacji; ćwiczenia z narzędzi (Blender, Adobe AE, Unity); przygotowanie i obrona pracy zaliczeniowej.</w:t>
             </w:r>
           </w:p>
         </w:tc>
@@ -1250,7 +1266,84 @@
           <w:tcPr>
             <w:tcW w:type="dxa" w:w="9972"/>
           </w:tcPr>
-          <w:p/>
+          <w:p>
+            <w:pPr>
+              <w:spacing w:before="20" w:after="20"/>
+            </w:pPr>
+            <w:r>
+              <w:rPr>
+                <w:rFonts w:ascii="Aptos" w:hAnsi="Aptos"/>
+                <w:b/>
+                <w:sz w:val="22"/>
+              </w:rPr>
+              <w:t>Wykład:</w:t>
+            </w:r>
+          </w:p>
+          <w:p>
+            <w:pPr>
+              <w:spacing w:before="20" w:after="20"/>
+            </w:pPr>
+            <w:r>
+              <w:rPr>
+                <w:rFonts w:ascii="Aptos" w:hAnsi="Aptos"/>
+                <w:b w:val="0"/>
+                <w:sz w:val="22"/>
+              </w:rPr>
+              <w:t>• wykład z prezentacją multimedialną</w:t>
+            </w:r>
+          </w:p>
+          <w:p>
+            <w:pPr>
+              <w:spacing w:before="20" w:after="20"/>
+            </w:pPr>
+            <w:r>
+              <w:rPr>
+                <w:rFonts w:ascii="Aptos" w:hAnsi="Aptos"/>
+                <w:b w:val="0"/>
+                <w:sz w:val="22"/>
+              </w:rPr>
+              <w:t>• wykład konwersatoryjny (z elementami dyskusji)</w:t>
+            </w:r>
+          </w:p>
+          <w:p>
+            <w:pPr>
+              <w:spacing w:before="20" w:after="20"/>
+            </w:pPr>
+            <w:r>
+              <w:rPr>
+                <w:rFonts w:ascii="Aptos" w:hAnsi="Aptos"/>
+                <w:b/>
+                <w:sz w:val="22"/>
+              </w:rPr>
+              <w:t>Ćwiczenia / Laboratorium:</w:t>
+            </w:r>
+          </w:p>
+          <w:p>
+            <w:pPr>
+              <w:spacing w:before="20" w:after="20"/>
+            </w:pPr>
+            <w:r>
+              <w:rPr>
+                <w:rFonts w:ascii="Aptos" w:hAnsi="Aptos"/>
+                <w:b w:val="0"/>
+                <w:sz w:val="22"/>
+              </w:rPr>
+              <w:t>• metoda projektów (projekt praktyczny)</w:t>
+            </w:r>
+          </w:p>
+          <w:p>
+            <w:pPr>
+              <w:spacing w:before="20" w:after="20"/>
+            </w:pPr>
+            <w:r>
+              <w:rPr>
+                <w:rFonts w:ascii="Aptos" w:hAnsi="Aptos"/>
+                <w:b w:val="0"/>
+                <w:sz w:val="22"/>
+              </w:rPr>
+              <w:t>• warsztaty</w:t>
+            </w:r>
+          </w:p>
         </w:tc>
       </w:tr>
     </w:tbl>
@@ -1499,57 +1592,10 @@
             <w:r>
               <w:rPr>
                 <w:rFonts w:ascii="Aptos" w:hAnsi="Aptos"/>
+                <w:b w:val="0"/>
+                <w:i w:val="0"/>
                 <w:sz w:val="22"/>
               </w:rPr>
-              <w:t>1. wykład z elementami dyskusji z prezentacją multimedialną</w:t>
-            </w:r>
-          </w:p>
-          <w:p>
-            <w:pPr>
-              <w:spacing w:before="20" w:after="20"/>
-            </w:pPr>
-            <w:r>
-              <w:rPr>
-                <w:rFonts w:ascii="Aptos" w:hAnsi="Aptos"/>
-                <w:sz w:val="22"/>
-              </w:rPr>
-              <w:t>2. praca indywidualna przy komputerze</w:t>
-            </w:r>
-          </w:p>
-          <w:p>
-            <w:pPr>
-              <w:spacing w:before="20" w:after="20"/>
-            </w:pPr>
-            <w:r>
-              <w:rPr>
-                <w:rFonts w:ascii="Aptos" w:hAnsi="Aptos"/>
-                <w:sz w:val="22"/>
-              </w:rPr>
-              <w:t>3. Kryteria oceny</w:t>
-            </w:r>
-          </w:p>
-          <w:p>
-            <w:pPr>
-              <w:spacing w:before="20" w:after="20"/>
-            </w:pPr>
-            <w:r>
-              <w:rPr>
-                <w:rFonts w:ascii="Aptos" w:hAnsi="Aptos"/>
-                <w:sz w:val="22"/>
-              </w:rPr>
-              <w:t>4. Projekty (oceny cząstkowe otrzymywane w trakcie semestru)</w:t>
-            </w:r>
-          </w:p>
-          <w:p>
-            <w:pPr>
-              <w:spacing w:before="20" w:after="20"/>
-            </w:pPr>
-            <w:r>
-              <w:rPr>
-                <w:rFonts w:ascii="Aptos" w:hAnsi="Aptos"/>
-                <w:sz w:val="22"/>
-              </w:rPr>
-              <w:t>5. Wykonanie i obrona pracy zaliczeniowej.</w:t>
             </w:r>
           </w:p>
         </w:tc>
@@ -1566,7 +1612,7 @@
                 <w:rFonts w:ascii="Aptos" w:hAnsi="Aptos"/>
                 <w:sz w:val="22"/>
               </w:rPr>
-              <w:t>1. wykład z elementami dyskusji z prezentacją multimedialną</w:t>
+              <w:t>1. ocena sporządzonego oprogramowania</w:t>
             </w:r>
           </w:p>
           <w:p>
@@ -1578,43 +1624,7 @@
                 <w:rFonts w:ascii="Aptos" w:hAnsi="Aptos"/>
                 <w:sz w:val="22"/>
               </w:rPr>
-              <w:t>2. praca indywidualna przy komputerze</w:t>
-            </w:r>
-          </w:p>
-          <w:p>
-            <w:pPr>
-              <w:spacing w:before="20" w:after="20"/>
-            </w:pPr>
-            <w:r>
-              <w:rPr>
-                <w:rFonts w:ascii="Aptos" w:hAnsi="Aptos"/>
-                <w:sz w:val="22"/>
-              </w:rPr>
-              <w:t>3. Kryteria oceny</w:t>
-            </w:r>
-          </w:p>
-          <w:p>
-            <w:pPr>
-              <w:spacing w:before="20" w:after="20"/>
-            </w:pPr>
-            <w:r>
-              <w:rPr>
-                <w:rFonts w:ascii="Aptos" w:hAnsi="Aptos"/>
-                <w:sz w:val="22"/>
-              </w:rPr>
-              <w:t>4. Projekty (oceny cząstkowe otrzymywane w trakcie semestru)</w:t>
-            </w:r>
-          </w:p>
-          <w:p>
-            <w:pPr>
-              <w:spacing w:before="20" w:after="20"/>
-            </w:pPr>
-            <w:r>
-              <w:rPr>
-                <w:rFonts w:ascii="Aptos" w:hAnsi="Aptos"/>
-                <w:sz w:val="22"/>
-              </w:rPr>
-              <w:t>5. Wykonanie i obrona pracy zaliczeniowej.</w:t>
+              <w:t>2. obrona projektu</w:t>
             </w:r>
           </w:p>
         </w:tc>
@@ -1897,14 +1907,14 @@
         <w:tblW w:w="5000" w:type="pct"/>
       </w:tblPr>
       <w:tblGrid>
-        <w:gridCol w:w="3324"/>
-        <w:gridCol w:w="3324"/>
-        <w:gridCol w:w="3324"/>
+        <w:gridCol w:w="680"/>
+        <w:gridCol w:w="4536"/>
+        <w:gridCol w:w="4252"/>
       </w:tblGrid>
       <w:tr>
         <w:tc>
           <w:tcPr>
-            <w:tcW w:type="dxa" w:w="9972"/>
+            <w:tcW w:type="dxa" w:w="9468"/>
             <w:gridSpan w:val="3"/>
             <w:shd w:val="clear" w:color="auto" w:fill="D9D9D9"/>
           </w:tcPr>
@@ -1927,7 +1937,7 @@
       <w:tr>
         <w:tc>
           <w:tcPr>
-            <w:tcW w:type="dxa" w:w="3324"/>
+            <w:tcW w:type="dxa" w:w="680"/>
             <w:shd w:val="clear" w:color="auto" w:fill="D9D9D9"/>
           </w:tcPr>
           <w:p>
@@ -1947,7 +1957,7 @@
         </w:tc>
         <w:tc>
           <w:tcPr>
-            <w:tcW w:type="dxa" w:w="3324"/>
+            <w:tcW w:type="dxa" w:w="4536"/>
             <w:shd w:val="clear" w:color="auto" w:fill="D9D9D9"/>
           </w:tcPr>
           <w:p>
@@ -1967,7 +1977,7 @@
         </w:tc>
         <w:tc>
           <w:tcPr>
-            <w:tcW w:type="dxa" w:w="3324"/>
+            <w:tcW w:type="dxa" w:w="4252"/>
             <w:shd w:val="clear" w:color="auto" w:fill="D9D9D9"/>
           </w:tcPr>
           <w:p>
@@ -1989,7 +1999,7 @@
       <w:tr>
         <w:tc>
           <w:tcPr>
-            <w:tcW w:type="dxa" w:w="3324"/>
+            <w:tcW w:type="dxa" w:w="680"/>
           </w:tcPr>
           <w:p>
             <w:pPr>
@@ -2008,7 +2018,7 @@
         </w:tc>
         <w:tc>
           <w:tcPr>
-            <w:tcW w:type="dxa" w:w="3324"/>
+            <w:tcW w:type="dxa" w:w="4536"/>
           </w:tcPr>
           <w:p>
             <w:pPr>
@@ -2027,7 +2037,7 @@
         </w:tc>
         <w:tc>
           <w:tcPr>
-            <w:tcW w:type="dxa" w:w="3324"/>
+            <w:tcW w:type="dxa" w:w="4252"/>
           </w:tcPr>
           <w:p>
             <w:pPr>
@@ -2047,7 +2057,7 @@
       <w:tr>
         <w:tc>
           <w:tcPr>
-            <w:tcW w:type="dxa" w:w="3324"/>
+            <w:tcW w:type="dxa" w:w="680"/>
           </w:tcPr>
           <w:p>
             <w:pPr>
@@ -2066,7 +2076,7 @@
         </w:tc>
         <w:tc>
           <w:tcPr>
-            <w:tcW w:type="dxa" w:w="3324"/>
+            <w:tcW w:type="dxa" w:w="4536"/>
           </w:tcPr>
           <w:p>
             <w:pPr>
@@ -2085,7 +2095,7 @@
         </w:tc>
         <w:tc>
           <w:tcPr>
-            <w:tcW w:type="dxa" w:w="3324"/>
+            <w:tcW w:type="dxa" w:w="4252"/>
           </w:tcPr>
           <w:p>
             <w:pPr>
@@ -2105,7 +2115,7 @@
       <w:tr>
         <w:tc>
           <w:tcPr>
-            <w:tcW w:type="dxa" w:w="3324"/>
+            <w:tcW w:type="dxa" w:w="680"/>
           </w:tcPr>
           <w:p>
             <w:pPr>
@@ -2124,7 +2134,7 @@
         </w:tc>
         <w:tc>
           <w:tcPr>
-            <w:tcW w:type="dxa" w:w="3324"/>
+            <w:tcW w:type="dxa" w:w="4536"/>
           </w:tcPr>
           <w:p>
             <w:pPr>
@@ -2143,7 +2153,7 @@
         </w:tc>
         <w:tc>
           <w:tcPr>
-            <w:tcW w:type="dxa" w:w="3324"/>
+            <w:tcW w:type="dxa" w:w="4252"/>
           </w:tcPr>
           <w:p>
             <w:pPr>
@@ -2163,7 +2173,7 @@
       <w:tr>
         <w:tc>
           <w:tcPr>
-            <w:tcW w:type="dxa" w:w="3324"/>
+            <w:tcW w:type="dxa" w:w="680"/>
           </w:tcPr>
           <w:p>
             <w:pPr>
@@ -2182,7 +2192,7 @@
         </w:tc>
         <w:tc>
           <w:tcPr>
-            <w:tcW w:type="dxa" w:w="3324"/>
+            <w:tcW w:type="dxa" w:w="4536"/>
           </w:tcPr>
           <w:p>
             <w:pPr>
@@ -2201,7 +2211,7 @@
         </w:tc>
         <w:tc>
           <w:tcPr>
-            <w:tcW w:type="dxa" w:w="3324"/>
+            <w:tcW w:type="dxa" w:w="4252"/>
           </w:tcPr>
           <w:p>
             <w:pPr>
@@ -2221,7 +2231,7 @@
       <w:tr>
         <w:tc>
           <w:tcPr>
-            <w:tcW w:type="dxa" w:w="3324"/>
+            <w:tcW w:type="dxa" w:w="680"/>
           </w:tcPr>
           <w:p>
             <w:pPr>
@@ -2240,7 +2250,7 @@
         </w:tc>
         <w:tc>
           <w:tcPr>
-            <w:tcW w:type="dxa" w:w="3324"/>
+            <w:tcW w:type="dxa" w:w="4536"/>
           </w:tcPr>
           <w:p>
             <w:pPr>
@@ -2259,7 +2269,7 @@
         </w:tc>
         <w:tc>
           <w:tcPr>
-            <w:tcW w:type="dxa" w:w="3324"/>
+            <w:tcW w:type="dxa" w:w="4252"/>
           </w:tcPr>
           <w:p>
             <w:pPr>
@@ -2279,7 +2289,7 @@
       <w:tr>
         <w:tc>
           <w:tcPr>
-            <w:tcW w:type="dxa" w:w="3324"/>
+            <w:tcW w:type="dxa" w:w="680"/>
           </w:tcPr>
           <w:p>
             <w:pPr>
@@ -2298,7 +2308,7 @@
         </w:tc>
         <w:tc>
           <w:tcPr>
-            <w:tcW w:type="dxa" w:w="3324"/>
+            <w:tcW w:type="dxa" w:w="4536"/>
           </w:tcPr>
           <w:p>
             <w:pPr>
@@ -2317,7 +2327,7 @@
         </w:tc>
         <w:tc>
           <w:tcPr>
-            <w:tcW w:type="dxa" w:w="3324"/>
+            <w:tcW w:type="dxa" w:w="4252"/>
           </w:tcPr>
           <w:p>
             <w:pPr>
@@ -2337,7 +2347,7 @@
       <w:tr>
         <w:tc>
           <w:tcPr>
-            <w:tcW w:type="dxa" w:w="3324"/>
+            <w:tcW w:type="dxa" w:w="680"/>
           </w:tcPr>
           <w:p>
             <w:pPr>
@@ -2356,7 +2366,7 @@
         </w:tc>
         <w:tc>
           <w:tcPr>
-            <w:tcW w:type="dxa" w:w="3324"/>
+            <w:tcW w:type="dxa" w:w="4536"/>
           </w:tcPr>
           <w:p>
             <w:pPr>
@@ -2375,7 +2385,7 @@
         </w:tc>
         <w:tc>
           <w:tcPr>
-            <w:tcW w:type="dxa" w:w="3324"/>
+            <w:tcW w:type="dxa" w:w="4252"/>
           </w:tcPr>
           <w:p>
             <w:pPr>
@@ -2395,7 +2405,7 @@
       <w:tr>
         <w:tc>
           <w:tcPr>
-            <w:tcW w:type="dxa" w:w="3324"/>
+            <w:tcW w:type="dxa" w:w="680"/>
           </w:tcPr>
           <w:p>
             <w:pPr>
@@ -2414,7 +2424,7 @@
         </w:tc>
         <w:tc>
           <w:tcPr>
-            <w:tcW w:type="dxa" w:w="3324"/>
+            <w:tcW w:type="dxa" w:w="4536"/>
           </w:tcPr>
           <w:p>
             <w:pPr>
@@ -2433,7 +2443,7 @@
         </w:tc>
         <w:tc>
           <w:tcPr>
-            <w:tcW w:type="dxa" w:w="3324"/>
+            <w:tcW w:type="dxa" w:w="4252"/>
           </w:tcPr>
           <w:p>
             <w:pPr>
@@ -2453,7 +2463,7 @@
       <w:tr>
         <w:tc>
           <w:tcPr>
-            <w:tcW w:type="dxa" w:w="3324"/>
+            <w:tcW w:type="dxa" w:w="680"/>
           </w:tcPr>
           <w:p>
             <w:pPr>
@@ -2472,7 +2482,7 @@
         </w:tc>
         <w:tc>
           <w:tcPr>
-            <w:tcW w:type="dxa" w:w="3324"/>
+            <w:tcW w:type="dxa" w:w="4536"/>
           </w:tcPr>
           <w:p>
             <w:pPr>
@@ -2491,7 +2501,7 @@
         </w:tc>
         <w:tc>
           <w:tcPr>
-            <w:tcW w:type="dxa" w:w="3324"/>
+            <w:tcW w:type="dxa" w:w="4252"/>
           </w:tcPr>
           <w:p>
             <w:pPr>
@@ -2511,7 +2521,7 @@
       <w:tr>
         <w:tc>
           <w:tcPr>
-            <w:tcW w:type="dxa" w:w="3324"/>
+            <w:tcW w:type="dxa" w:w="680"/>
           </w:tcPr>
           <w:p>
             <w:pPr>
@@ -2530,7 +2540,7 @@
         </w:tc>
         <w:tc>
           <w:tcPr>
-            <w:tcW w:type="dxa" w:w="3324"/>
+            <w:tcW w:type="dxa" w:w="4536"/>
           </w:tcPr>
           <w:p>
             <w:pPr>
@@ -2549,7 +2559,7 @@
         </w:tc>
         <w:tc>
           <w:tcPr>
-            <w:tcW w:type="dxa" w:w="3324"/>
+            <w:tcW w:type="dxa" w:w="4252"/>
           </w:tcPr>
           <w:p>
             <w:pPr>
@@ -2569,7 +2579,7 @@
       <w:tr>
         <w:tc>
           <w:tcPr>
-            <w:tcW w:type="dxa" w:w="3324"/>
+            <w:tcW w:type="dxa" w:w="680"/>
           </w:tcPr>
           <w:p>
             <w:pPr>
@@ -2588,7 +2598,7 @@
         </w:tc>
         <w:tc>
           <w:tcPr>
-            <w:tcW w:type="dxa" w:w="3324"/>
+            <w:tcW w:type="dxa" w:w="4536"/>
           </w:tcPr>
           <w:p>
             <w:pPr>
@@ -2607,7 +2617,7 @@
         </w:tc>
         <w:tc>
           <w:tcPr>
-            <w:tcW w:type="dxa" w:w="3324"/>
+            <w:tcW w:type="dxa" w:w="4252"/>
           </w:tcPr>
           <w:p>
             <w:pPr>
@@ -2627,7 +2637,7 @@
       <w:tr>
         <w:tc>
           <w:tcPr>
-            <w:tcW w:type="dxa" w:w="3324"/>
+            <w:tcW w:type="dxa" w:w="680"/>
           </w:tcPr>
           <w:p>
             <w:pPr>
@@ -2646,7 +2656,7 @@
         </w:tc>
         <w:tc>
           <w:tcPr>
-            <w:tcW w:type="dxa" w:w="3324"/>
+            <w:tcW w:type="dxa" w:w="4536"/>
           </w:tcPr>
           <w:p>
             <w:pPr>
@@ -2665,7 +2675,7 @@
         </w:tc>
         <w:tc>
           <w:tcPr>
-            <w:tcW w:type="dxa" w:w="3324"/>
+            <w:tcW w:type="dxa" w:w="4252"/>
           </w:tcPr>
           <w:p>
             <w:pPr>
@@ -2685,7 +2695,7 @@
       <w:tr>
         <w:tc>
           <w:tcPr>
-            <w:tcW w:type="dxa" w:w="3324"/>
+            <w:tcW w:type="dxa" w:w="680"/>
           </w:tcPr>
           <w:p>
             <w:pPr>
@@ -2704,7 +2714,7 @@
         </w:tc>
         <w:tc>
           <w:tcPr>
-            <w:tcW w:type="dxa" w:w="3324"/>
+            <w:tcW w:type="dxa" w:w="4536"/>
           </w:tcPr>
           <w:p>
             <w:pPr>
@@ -2723,7 +2733,7 @@
         </w:tc>
         <w:tc>
           <w:tcPr>
-            <w:tcW w:type="dxa" w:w="3324"/>
+            <w:tcW w:type="dxa" w:w="4252"/>
           </w:tcPr>
           <w:p>
             <w:pPr>
@@ -2743,7 +2753,7 @@
       <w:tr>
         <w:tc>
           <w:tcPr>
-            <w:tcW w:type="dxa" w:w="3324"/>
+            <w:tcW w:type="dxa" w:w="680"/>
           </w:tcPr>
           <w:p>
             <w:pPr>
@@ -2762,7 +2772,7 @@
         </w:tc>
         <w:tc>
           <w:tcPr>
-            <w:tcW w:type="dxa" w:w="3324"/>
+            <w:tcW w:type="dxa" w:w="4536"/>
           </w:tcPr>
           <w:p>
             <w:pPr>
@@ -2781,7 +2791,7 @@
         </w:tc>
         <w:tc>
           <w:tcPr>
-            <w:tcW w:type="dxa" w:w="3324"/>
+            <w:tcW w:type="dxa" w:w="4252"/>
           </w:tcPr>
           <w:p>
             <w:pPr>
@@ -2801,7 +2811,7 @@
       <w:tr>
         <w:tc>
           <w:tcPr>
-            <w:tcW w:type="dxa" w:w="3324"/>
+            <w:tcW w:type="dxa" w:w="680"/>
           </w:tcPr>
           <w:p>
             <w:pPr>
@@ -2820,7 +2830,7 @@
         </w:tc>
         <w:tc>
           <w:tcPr>
-            <w:tcW w:type="dxa" w:w="3324"/>
+            <w:tcW w:type="dxa" w:w="4536"/>
           </w:tcPr>
           <w:p>
             <w:pPr>
@@ -2839,7 +2849,7 @@
         </w:tc>
         <w:tc>
           <w:tcPr>
-            <w:tcW w:type="dxa" w:w="3324"/>
+            <w:tcW w:type="dxa" w:w="4252"/>
           </w:tcPr>
           <w:p>
             <w:pPr>
@@ -3238,6 +3248,7 @@
                 <w:i w:val="0"/>
                 <w:sz w:val="22"/>
               </w:rPr>
+              <w:t>ocena sporządzonego oprogramowania; obrona projektu</w:t>
             </w:r>
           </w:p>
         </w:tc>
@@ -3295,6 +3306,7 @@
                 <w:i w:val="0"/>
                 <w:sz w:val="22"/>
               </w:rPr>
+              <w:t>ocena sporządzonego oprogramowania; obrona projektu</w:t>
             </w:r>
           </w:p>
         </w:tc>
@@ -3457,6 +3469,7 @@
                 <w:i w:val="0"/>
                 <w:sz w:val="22"/>
               </w:rPr>
+              <w:t>ocena sporządzonego oprogramowania; obrona projektu</w:t>
             </w:r>
           </w:p>
         </w:tc>
@@ -3514,6 +3527,7 @@
                 <w:i w:val="0"/>
                 <w:sz w:val="22"/>
               </w:rPr>
+              <w:t>ocena sporządzonego oprogramowania; obrona projektu</w:t>
             </w:r>
           </w:p>
         </w:tc>
@@ -3676,6 +3690,7 @@
                 <w:i w:val="0"/>
                 <w:sz w:val="22"/>
               </w:rPr>
+              <w:t>ocena sporządzonego oprogramowania; obrona projektu</w:t>
             </w:r>
           </w:p>
         </w:tc>
@@ -3733,6 +3748,7 @@
                 <w:i w:val="0"/>
                 <w:sz w:val="22"/>
               </w:rPr>
+              <w:t>ocena sporządzonego oprogramowania; obrona projektu</w:t>
             </w:r>
           </w:p>
         </w:tc>
@@ -3838,62 +3854,6 @@
                 <w:sz w:val="16"/>
               </w:rPr>
               <w:t>Wyposażenie specjalistyczne konieczne do realizacji przedmiotu</w:t>
-            </w:r>
-          </w:p>
-        </w:tc>
-      </w:tr>
-      <w:tr>
-        <w:tc>
-          <w:tcPr>
-            <w:tcW w:type="dxa" w:w="3324"/>
-          </w:tcPr>
-          <w:p>
-            <w:pPr>
-              <w:spacing w:before="20" w:after="20"/>
-            </w:pPr>
-            <w:r>
-              <w:rPr>
-                <w:rFonts w:ascii="Aptos" w:hAnsi="Aptos"/>
-                <w:b w:val="0"/>
-                <w:i w:val="0"/>
-                <w:sz w:val="22"/>
-              </w:rPr>
-            </w:r>
-          </w:p>
-        </w:tc>
-        <w:tc>
-          <w:tcPr>
-            <w:tcW w:type="dxa" w:w="3324"/>
-          </w:tcPr>
-          <w:p>
-            <w:pPr>
-              <w:spacing w:before="20" w:after="20"/>
-            </w:pPr>
-            <w:r>
-              <w:rPr>
-                <w:rFonts w:ascii="Aptos" w:hAnsi="Aptos"/>
-                <w:b w:val="0"/>
-                <w:i w:val="0"/>
-                <w:sz w:val="22"/>
-              </w:rPr>
-            </w:r>
-          </w:p>
-        </w:tc>
-        <w:tc>
-          <w:tcPr>
-            <w:tcW w:type="dxa" w:w="3324"/>
-          </w:tcPr>
-          <w:p>
-            <w:pPr>
-              <w:spacing w:before="20" w:after="20"/>
-            </w:pPr>
-            <w:r>
-              <w:rPr>
-                <w:rFonts w:ascii="Aptos" w:hAnsi="Aptos"/>
-                <w:b w:val="0"/>
-                <w:i w:val="0"/>
-                <w:sz w:val="22"/>
-              </w:rPr>
             </w:r>
           </w:p>
         </w:tc>
